--- a/Manuals/03_Chinese/03_WFO_Optimization_Guide.docx
+++ b/Manuals/03_Chinese/03_WFO_Optimization_Guide.docx
@@ -567,6 +567,95 @@
     </w:tbl>
     <w:p>
       <w:pPr>
+        <w:ind w:left="360"/>
+      </w:pPr>
+      <w:r>
+        <w:rPr>
+          <w:i/>
+        </w:rPr>
+        <w:t>本节目前仅提供英文版本。</w:t>
+      </w:r>
+    </w:p>
+    <w:p>
+      <w:pPr>
+        <w:pStyle w:val="Heading2"/>
+      </w:pPr>
+      <w:r>
+        <w:rPr>
+          <w:color w:val="1E3A5F"/>
+        </w:rPr>
+        <w:t>Modeling mode: use real ticks</w:t>
+      </w:r>
+    </w:p>
+    <w:p>
+      <w:r>
+        <w:t>In the Strategy Tester's Settings tab, Modeling field:</w:t>
+      </w:r>
+    </w:p>
+    <w:p>
+      <w:r>
+        <w:t>` Every tick based on real ticks   &lt;- use this OHLC 1 minute                    &lt;- only 01_SLTP and 02_SLTP_ORGANIC `</w:t>
+      </w:r>
+    </w:p>
+    <w:p>
+      <w:r>
+        <w:t>This is not a preference. Measuring the same set in both modes across three years, the OHLC mode understated losses by 3.3x on trailing systems and 23x on grid — always in the optimistic direction. Only fixed SL/TP stayed within 3%.</w:t>
+      </w:r>
+    </w:p>
+    <w:p>
+      <w:r>
+        <w:t>The cause is structural: trailing and grid depend on when price touched each level inside the bar. OHLC mode interpolates that from four prices per minute and smooths away exactly the adverse excursions that would have closed the position. Optimizing a trailing system on interpolated bars selects parameters that survived a price path which never happened.</w:t>
+      </w:r>
+    </w:p>
+    <w:p>
+      <w:r>
+        <w:t>Real ticks cost roughly 20x more time per pass. It is worth it: that is the difference between a result and a number.</w:t>
+      </w:r>
+    </w:p>
+    <w:p>
+      <w:pPr>
+        <w:pStyle w:val="Heading3"/>
+      </w:pPr>
+      <w:r>
+        <w:rPr>
+          <w:color w:val="1E3A5F"/>
+        </w:rPr>
+        <w:t>If you must save time, save it in the right place</w:t>
+      </w:r>
+    </w:p>
+    <w:p>
+      <w:r>
+        <w:t>Signals are evaluated at BAR CLOSE, so choosing indicator, method or timeframe gives the same entry instant in both modes. Stop, target and trailing, on the other hand, depend on the intrabar path.</w:t>
+      </w:r>
+    </w:p>
+    <w:p>
+      <w:r>
+        <w:t>So use each model where it is reliable: OHLC to narrow the switches (indicator, method, timeframe, periods) and real ticks for the exit geometry. With the signal locked the search space collapses by orders of magnitude, and real ticks stop being prohibitive.</w:t>
+      </w:r>
+    </w:p>
+    <w:p>
+      <w:pPr>
+        <w:pStyle w:val="Heading2"/>
+      </w:pPr>
+      <w:r>
+        <w:rPr>
+          <w:color w:val="1E3A5F"/>
+        </w:rPr>
+        <w:t>Fixed-R to research, percentage to trade</w:t>
+      </w:r>
+    </w:p>
+    <w:p>
+      <w:r>
+        <w:t>Optimize in Fixed-R: with the base capital frozen, passes stay comparable to each other and across symbols. +40R on gold and +40R on EURUSD mean the same thing, while "+3,200 USD" means nothing without knowing the lot and the balance.</w:t>
+      </w:r>
+    </w:p>
+    <w:p>
+      <w:r>
+        <w:t>Live, Percentage usually makes more sense: it tracks the account, compounds as it grows and cuts exposure as it shrinks — protection Fixed-R cannot give, because it deliberately ignores the running balance. Both modes report in R, so the record stays readable after the switch.</w:t>
+      </w:r>
+    </w:p>
+    <w:p>
+      <w:pPr>
         <w:pStyle w:val="Heading2"/>
       </w:pPr>
       <w:r>

--- a/Manuals/03_Chinese/03_WFO_Optimization_Guide.docx
+++ b/Manuals/03_Chinese/03_WFO_Optimization_Guide.docx
@@ -110,7 +110,7 @@
         <w:pStyle w:val="ListBullet"/>
       </w:pPr>
       <w:r>
-        <w:t>先用 01–05 baseline，分别测试 BUY/SELL。</w:t>
+        <w:t>按类别和品种浏览：每个品种包含 11 种系统类型（01_SLTP 至 11_SIGNAL_ONLY），每个方向一个 set（BUY/SELL；统一网格为 BOTH），入场有两种变体——MULTI 在单一轴上竞争指标 0–10，ICHIMOKU 有独立文件。</w:t>
       </w:r>
     </w:p>
     <w:p>
@@ -118,7 +118,7 @@
         <w:pStyle w:val="ListBullet"/>
       </w:pPr>
       <w:r>
-        <w:t>06 用于单轴研究。</w:t>
+        <w:t>第 1 阶段是区域发现：直接用原样的 set 运行遗传优化——完整的入场组（指标、方法、时间框架、applied price、周期）、系统的出场以及过滤器开关，一次全部打开。</w:t>
       </w:r>
     </w:p>
     <w:p>
@@ -126,7 +126,7 @@
         <w:pStyle w:val="ListBullet"/>
       </w:pPr>
       <w:r>
-        <w:t>07 入场、08 过滤、09 风险、10 出场。</w:t>
+        <w:t>从后续轮次起，锁定（Y→N）上一阶段已决定的“文字型”输入——枚举和布尔值——只保留数值型开放；过滤器的细调只有在其开关存活为开启时才进入。</w:t>
       </w:r>
     </w:p>
     <w:p>
@@ -134,7 +134,7 @@
         <w:pStyle w:val="ListBullet"/>
       </w:pPr>
       <w:r>
-        <w:t>依次执行 IS、OOS 与 forward demo。</w:t>
+        <w:t>ATR 入场过滤器（EntradaATR）只存在于网格系统；其他系统中它按设计保持关闭。</w:t>
       </w:r>
     </w:p>
     <w:p>
@@ -142,7 +142,7 @@
         <w:pStyle w:val="ListBullet"/>
       </w:pPr>
       <w:r>
-        <w:t>检查 Status、RelativePath 与 SHA256。</w:t>
+        <w:t>用真实 tick 验证胜出者：由与 OHLC 的偏差和样本外保持率决定，绝不是样本内利润。</w:t>
       </w:r>
     </w:p>
     <w:p>
@@ -150,7 +150,7 @@
         <w:pStyle w:val="ListBullet"/>
       </w:pPr>
       <w:r>
-        <w:t>只有明确 USE 才代表指定环境可用。</w:t>
+        <w:t>真实 tick 之后，把仓位模式切换为 Percentage 再跑一次：只有同样通过才晋级——set 最终也应以该模式交易。</w:t>
       </w:r>
     </w:p>
     <w:p>
@@ -655,6 +655,11 @@
       </w:r>
     </w:p>
     <w:p>
+      <w:r>
+        <w:t>因此，只有在以 Percentage 模式重复最终回测之后，流程才会保存已通过的 set：若结果在复利下无法维持，说明它尚未准备好——通过验证的 set 也以该模式交付。</w:t>
+      </w:r>
+    </w:p>
+    <w:p>
       <w:pPr>
         <w:pStyle w:val="Heading2"/>
       </w:pPr>
